--- a/src/templates/contrato_modelo.docx
+++ b/src/templates/contrato_modelo.docx
@@ -935,6 +935,11 @@
       </w:pPr>
     </w:p>
     <w:p>
+      <w:r>
+        <w:t xml:space="preserve">{%p if inc_2q %}</w:t>
+      </w:r>
+    </w:p>
+    <w:p>
       <w:pPr>
         <w:pStyle w:val="BodyText"/>
         <w:jc w:val="both"/>
@@ -1024,6 +1029,16 @@
       </w:pPr>
     </w:p>
     <w:p>
+      <w:r>
+        <w:t xml:space="preserve">{%p endif %}</w:t>
+      </w:r>
+    </w:p>
+    <w:p>
+      <w:r>
+        <w:t xml:space="preserve">{%p if inc_1q %}</w:t>
+      </w:r>
+    </w:p>
+    <w:p>
       <w:pPr>
         <w:pStyle w:val="BodyText"/>
         <w:jc w:val="both"/>
@@ -1098,6 +1113,11 @@
         <w:pStyle w:val="BodyText"/>
         <w:spacing w:before="38"/>
       </w:pPr>
+    </w:p>
+    <w:p>
+      <w:r>
+        <w:t xml:space="preserve">{%p endif %}</w:t>
+      </w:r>
     </w:p>
     <w:p>
       <w:pPr>
